--- a/companies/calderwood-partners/Engagements/Carroll, Merritt and Williams/2019.05.22 - Kickoff Memo - Customer Retention Program.docx
+++ b/companies/calderwood-partners/Engagements/Carroll, Merritt and Williams/2019.05.22 - Kickoff Memo - Customer Retention Program.docx
@@ -4,16 +4,33 @@
   <w:body>
     <w:p>
       <w:r>
-        <w:t>To: Engagement team</w:t>
+        <w:t>To: Customer Retention Program engagement team</w:t>
         <w:br/>
-        <w:t>From: Deborah Jimenez</w:t>
+        <w:t>From: Deborah Jimenez, Engagement Manager</w:t>
         <w:br/>
-        <w:t>Re: Kickoff, Carroll, Merritt and Williams customer retention program</w:t>
+        <w:t>Date: 22 May 2019</w:t>
+        <w:br/>
+        <w:t>Re: Kickoff -- Customer Retention Program for Carroll, Merritt and Williams</w:t>
       </w:r>
     </w:p>
     <w:p>
       <w:r>
-        <w:t>Work begins May 19, 2019. This memo sets what we are here to do and how the first weeks run. The client wants to know why it loses customers and wants a retention program it can run without us. Everything we produce serves those two ends. We hold to one definition of a lost customer and one of revenue at risk, agreed with the client in the first week, so that every number we report later reconciles to the same base.</w:t>
+        <w:t>This is the kickoff note for the Carroll, Merritt and Williams customer retention program. The objective is settled and worth stating plainly before we open a single file: the client is losing good customers faster than it should, and it wants two things from us, an honest account of why and a working program to slow it, one its own people can run after we go. We hold the engagement to those two tests. Work that explains the loss without giving the client a way to act on it fails the second test, and a program the client cannot run once we leave fails both.</w:t>
+      </w:r>
+    </w:p>
+    <w:p>
+      <w:r>
+        <w:t>Our sponsor at the client is Joseph Wallace, the Chief Financial Officer, and he is our decision point on scope, access, and anything that touches the fee. Route client-side requests through him unless he tells us otherwise. The engagement began on May 19, 2019, and we are in the first days of it, so the early work is as much about getting the data and the access in place as about analysis.</w:t>
+      </w:r>
+    </w:p>
+    <w:p>
+      <w:r>
+        <w:t>The running of it is straightforward. I hold the workplan and chair the working sessions; Mary Parker carries the research and keeps the source file. The client has a status report from me at each reporting point, and every working session leaves minutes, so we all agree afterward on what was in fact decided rather than what each of us remembers wanting.</w:t>
+      </w:r>
+    </w:p>
+    <w:p>
+      <w:r>
+        <w:t>A word on the edges of the work is worth setting down now. We diagnose the churn and hand back a program the client's people operate; we do not run the client's commercial relationships or rebuild its systems, and where the analysis brushes against legal or accounting questions we give a business view and stop there. Anything that drifts past those edges I raise with Joseph Wallace before it draws down time we owe elsewhere.</w:t>
       </w:r>
     </w:p>
     <w:p>
@@ -21,7 +38,7 @@
         <w:pStyle w:val="Heading2"/>
       </w:pPr>
       <w:r>
-        <w:t>The four lines of work</w:t>
+        <w:t>Where the work divides</w:t>
       </w:r>
     </w:p>
     <w:p>
@@ -29,7 +46,7 @@
         <w:pStyle w:val="ListBullet"/>
       </w:pPr>
       <w:r>
-        <w:t>Retention baseline. Mary Parker builds the customer and revenue picture by segment and by cohort, from the billing and contract history. This is the spine; the other three read against it.</w:t>
+        <w:t>Churn analysis. Read the last several years of customer data to see who leaves, when, and how much they were worth. Mary Parker pulls the source data and files it against every figure we later quote.</w:t>
       </w:r>
     </w:p>
     <w:p>
@@ -37,7 +54,7 @@
         <w:pStyle w:val="ListBullet"/>
       </w:pPr>
       <w:r>
-        <w:t>Reasons for loss. Interviews with lost and at-risk accounts, read alongside the service, renewal, and billing records, to place why customers leave against when they leave.</w:t>
+        <w:t>Root causes. Interview the client's commercial and service people and test the leaving pattern against what they describe, so the reasons are grounded rather than assumed.</w:t>
       </w:r>
     </w:p>
     <w:p>
@@ -45,7 +62,7 @@
         <w:pStyle w:val="ListBullet"/>
       </w:pPr>
       <w:r>
-        <w:t>Commercial levers. How renewal pricing, discounts, contract terms, and service levels bear on retention, and what each costs to move.</w:t>
+        <w:t>Retention options. Build two or three concrete ways to hold more customers, each costed and each described in terms of what it asks the client's staff to do differently.</w:t>
       </w:r>
     </w:p>
     <w:p>
@@ -53,80 +70,17 @@
         <w:pStyle w:val="ListBullet"/>
       </w:pPr>
       <w:r>
-        <w:t>Program design. The operating model: who owns retention, the early signals, the actions when they fire, and the order of standing it up.</w:t>
+        <w:t>Program design. Turn the chosen options into something the client can run itself, with owners, a cadence, and a way to tell whether it is working.</w:t>
       </w:r>
     </w:p>
     <w:p>
       <w:r>
-        <w:t>One risk is visible already. The customer records sit across billing and the CRM, and the two do not always agree on when an account left or what it was worth. If we build the baseline on a source the client's own people distrust, the findings will not hold. So Mary Parker reconciles the two sources first and has the client sign off on the reconciled base before any finding rests on it. Nothing else starts until that base is agreed.</w:t>
+        <w:t>First moves are set. Mary Parker sends the client our opening data request this week, and I will hold the first working session with Joseph Wallace's team as soon as the initial cut of customer data reaches us. Nothing downstream moves until the churn picture is solid, because every later step leans on it. The first status report goes to the client at the end of the opening month, and I will keep this note current as owners and dates firm up.</w:t>
       </w:r>
     </w:p>
     <w:p>
       <w:r>
-        <w:t>A second risk is access. The people we most need to interview, the account managers who hold the mid-sized accounts, have the least free time. If we chase them one at a time, the interview phase slips. So we book the full set through the sponsor's office in a single pass, with a short fixed set of questions, so that each conversation runs to about thirty minutes and no one is asked back.</w:t>
-      </w:r>
-    </w:p>
-    <w:p>
-      <w:r>
-        <w:t>Joseph Wallace is our sponsor and our single point of contact for access and decisions. Data requests and interview scheduling route through his office. I will keep the request log for Carroll, Merritt and Williams current and circulate it weekly so we all see what is outstanding on their side.</w:t>
-      </w:r>
-    </w:p>
-    <w:p>
-      <w:r>
-        <w:t>Two cadences run through the work. The team reconciles progress against the plan each week, internally. We meet the client at the close of each phase rather than on a fixed date, so that a session has a decision in front of it and not only a status to recite. Between those, the request log carries the running detail.</w:t>
-      </w:r>
-    </w:p>
-    <w:p>
-      <w:pPr>
-        <w:pStyle w:val="Heading2"/>
-      </w:pPr>
-      <w:r>
-        <w:t>The first two weeks</w:t>
-      </w:r>
-    </w:p>
-    <w:p>
-      <w:pPr>
-        <w:pStyle w:val="ListBullet"/>
-      </w:pPr>
-      <w:r>
-        <w:t>Agree the definitions of a lost customer and revenue at risk with the client, in writing.</w:t>
-      </w:r>
-    </w:p>
-    <w:p>
-      <w:pPr>
-        <w:pStyle w:val="ListBullet"/>
-      </w:pPr>
-      <w:r>
-        <w:t>Pull three years of billing, contract, and renewal history, plus the CRM export of account status and reasons for loss.</w:t>
-      </w:r>
-    </w:p>
-    <w:p>
-      <w:pPr>
-        <w:pStyle w:val="ListBullet"/>
-      </w:pPr>
-      <w:r>
-        <w:t>Reconcile billing against the CRM and flag every account where the two disagree.</w:t>
-      </w:r>
-    </w:p>
-    <w:p>
-      <w:pPr>
-        <w:pStyle w:val="ListBullet"/>
-      </w:pPr>
-      <w:r>
-        <w:t>Draft the interview list, lost accounts, at-risk accounts, and the account managers who hold them, and clear it with the sponsor's office before anyone is contacted.</w:t>
-      </w:r>
-    </w:p>
-    <w:p>
-      <w:pPr>
-        <w:pStyle w:val="ListBullet"/>
-      </w:pPr>
-      <w:r>
-        <w:t>Stand up the weekly internal check-in and the request log.</w:t>
-      </w:r>
-    </w:p>
-    <w:p>
-      <w:r>
-        <w:t>I will send the data request and the interview list to the client this week and confirm dates once their finance and sales staff come back to us. Flag anything that looks wrong before it goes across, not after we have sent it.</w:t>
+        <w:t>What done looks like is worth naming too. At the close we hand the client a retention program with named owners, a running cadence, and a plain measure of whether it is holding customers, along with the analysis that stands behind each recommendation. If we cannot show why a step is there, it does not go in.</w:t>
       </w:r>
     </w:p>
     <w:sectPr>
